--- a/docs/Jenkins/jenkins-2.319.2版本-安装插件版本笔记.docx
+++ b/docs/Jenkins/jenkins-2.319.2版本-安装插件版本笔记.docx
@@ -597,18 +597,7 @@
           <w:szCs w:val="19"/>
           <w:lang w:val="en-US" w:eastAsia="zh-CN" w:bidi="ar"/>
         </w:rPr>
-        <w:t>插件</w:t>
-      </w:r>
-      <w:r>
-        <w:rPr>
-          <w:rFonts w:hint="eastAsia" w:ascii="Open Sans" w:hAnsi="Open Sans" w:eastAsia="Open Sans" w:cs="Open Sans"/>
-          <w:color w:val="333333"/>
-          <w:kern w:val="0"/>
-          <w:sz w:val="19"/>
-          <w:szCs w:val="19"/>
-          <w:lang w:val="en-US" w:eastAsia="zh-CN" w:bidi="ar"/>
-        </w:rPr>
-        <w:t>）</w:t>
+        <w:t>插件）</w:t>
       </w:r>
     </w:p>
     <w:p>
@@ -697,18 +686,7 @@
           <w:szCs w:val="19"/>
           <w:lang w:val="en-US" w:eastAsia="zh-CN" w:bidi="ar"/>
         </w:rPr>
-        <w:t>这些插件又是可能会基于一些其他插件的，所以直接下载安装</w:t>
-      </w:r>
-      <w:r>
-        <w:rPr>
-          <w:rFonts w:hint="eastAsia" w:ascii="Open Sans" w:hAnsi="Open Sans" w:eastAsia="Open Sans" w:cs="Open Sans"/>
-          <w:color w:val="333333"/>
-          <w:kern w:val="0"/>
-          <w:sz w:val="19"/>
-          <w:szCs w:val="19"/>
-          <w:lang w:val="en-US" w:eastAsia="zh-CN" w:bidi="ar"/>
-        </w:rPr>
-        <w:t>c</w:t>
+        <w:t>这些插件又是可能会基于一些其他插件的，所以直接下载安装c</w:t>
       </w:r>
       <w:r>
         <w:rPr>
@@ -941,18 +919,7 @@
           <w:szCs w:val="19"/>
           <w:lang w:val="en-US" w:eastAsia="zh-CN" w:bidi="ar"/>
         </w:rPr>
-        <w:t>安装</w:t>
-      </w:r>
-      <w:r>
-        <w:rPr>
-          <w:rFonts w:hint="eastAsia" w:ascii="Open Sans" w:hAnsi="Open Sans" w:eastAsia="Open Sans" w:cs="Open Sans"/>
-          <w:color w:val="333333"/>
-          <w:kern w:val="0"/>
-          <w:sz w:val="19"/>
-          <w:szCs w:val="19"/>
-          <w:lang w:val="en-US" w:eastAsia="zh-CN" w:bidi="ar"/>
-        </w:rPr>
-        <w:t>c</w:t>
+        <w:t>安装c</w:t>
       </w:r>
       <w:r>
         <w:rPr>
@@ -1088,6 +1055,10 @@
         <w:widowControl/>
         <w:suppressLineNumbers w:val="0"/>
         <w:jc w:val="left"/>
+        <w:rPr>
+          <w:rFonts w:hint="eastAsia"/>
+          <w:lang w:val="en-US" w:eastAsia="zh-CN"/>
+        </w:rPr>
       </w:pPr>
     </w:p>
     <w:p>
@@ -1097,7 +1068,18 @@
         <w:widowControl/>
         <w:suppressLineNumbers w:val="0"/>
         <w:jc w:val="left"/>
-      </w:pPr>
+        <w:rPr>
+          <w:rFonts w:hint="eastAsia"/>
+          <w:lang w:val="en-US" w:eastAsia="zh-CN"/>
+        </w:rPr>
+      </w:pPr>
+      <w:r>
+        <w:rPr>
+          <w:rFonts w:hint="eastAsia"/>
+          <w:lang w:val="en-US" w:eastAsia="zh-CN"/>
+        </w:rPr>
+        <w:t>后来发现，上面安装了之后，插件出现了重复安装问题，应该安装其中某个插件的时候，顺带安装的某个又被依赖的小插件，而这个小插件可能已经安装了，导致小插件重复安装，也可能是我没弄清楚到底什么问题，总之出现重复插件问题进而出现插件循环依赖问题。</w:t>
+      </w:r>
     </w:p>
     <w:p>
       <w:pPr>
@@ -1107,6 +1089,90 @@
         <w:suppressLineNumbers w:val="0"/>
         <w:jc w:val="left"/>
         <w:rPr>
+          <w:rFonts w:hint="eastAsia"/>
+          <w:lang w:val="en-US" w:eastAsia="zh-CN"/>
+        </w:rPr>
+      </w:pPr>
+    </w:p>
+    <w:p>
+      <w:pPr>
+        <w:keepNext w:val="0"/>
+        <w:keepLines w:val="0"/>
+        <w:widowControl/>
+        <w:suppressLineNumbers w:val="0"/>
+        <w:jc w:val="left"/>
+        <w:rPr>
+          <w:rFonts w:hint="default"/>
+          <w:lang w:val="en-US" w:eastAsia="zh-CN"/>
+        </w:rPr>
+      </w:pPr>
+      <w:r>
+        <w:rPr>
+          <w:rFonts w:hint="eastAsia"/>
+          <w:lang w:val="en-US" w:eastAsia="zh-CN"/>
+        </w:rPr>
+        <w:t>最后想办法把公司的该版本Jenkins的插件文件夹整个复制过来，也不行。</w:t>
+      </w:r>
+    </w:p>
+    <w:p>
+      <w:pPr>
+        <w:keepNext w:val="0"/>
+        <w:keepLines w:val="0"/>
+        <w:widowControl/>
+        <w:suppressLineNumbers w:val="0"/>
+        <w:jc w:val="left"/>
+        <w:rPr>
+          <w:rFonts w:hint="eastAsia"/>
+          <w:lang w:val="en-US" w:eastAsia="zh-CN"/>
+        </w:rPr>
+      </w:pPr>
+    </w:p>
+    <w:p>
+      <w:pPr>
+        <w:keepNext w:val="0"/>
+        <w:keepLines w:val="0"/>
+        <w:widowControl/>
+        <w:suppressLineNumbers w:val="0"/>
+        <w:jc w:val="left"/>
+        <w:rPr>
+          <w:rFonts w:hint="default"/>
+          <w:lang w:val="en-US" w:eastAsia="zh-CN"/>
+        </w:rPr>
+      </w:pPr>
+      <w:r>
+        <w:rPr>
+          <w:rFonts w:hint="eastAsia"/>
+          <w:lang w:val="en-US" w:eastAsia="zh-CN"/>
+        </w:rPr>
+        <w:t>后面又在咸鱼找人帮忙，按提示拷贝了公司Jenkins的整个Jenkins_home覆盖过来，还是各种问题，Jenkins会识别出各种配置被修改问题或其他问题。</w:t>
+      </w:r>
+    </w:p>
+    <w:p>
+      <w:pPr>
+        <w:keepNext w:val="0"/>
+        <w:keepLines w:val="0"/>
+        <w:widowControl/>
+        <w:suppressLineNumbers w:val="0"/>
+        <w:jc w:val="left"/>
+      </w:pPr>
+    </w:p>
+    <w:p>
+      <w:pPr>
+        <w:keepNext w:val="0"/>
+        <w:keepLines w:val="0"/>
+        <w:widowControl/>
+        <w:suppressLineNumbers w:val="0"/>
+        <w:jc w:val="left"/>
+      </w:pPr>
+    </w:p>
+    <w:p>
+      <w:pPr>
+        <w:keepNext w:val="0"/>
+        <w:keepLines w:val="0"/>
+        <w:widowControl/>
+        <w:suppressLineNumbers w:val="0"/>
+        <w:jc w:val="left"/>
+        <w:rPr>
           <w:rFonts w:hint="eastAsia" w:eastAsiaTheme="minorEastAsia"/>
           <w:color w:val="FF0000"/>
           <w:lang w:val="en-US" w:eastAsia="zh-CN"/>
@@ -1135,18 +1201,10 @@
           <w:color w:val="FF0000"/>
           <w:lang w:val="en-US" w:eastAsia="zh-CN"/>
         </w:rPr>
-        <w:t>捣鼓了几天，还是没能成功解决旧版本的Jenkins安装插件的问题，上面的笔记白总结了，最后还是</w:t>
+        <w:t>捣鼓了几天，还是没能成功解决旧版本的Jenkins安装插件的问题，上面的笔记白总结了，最后还是安装了最新版的Jenkins，最版本的Jenkins自动下载最新版的插件，不会出现问题。</w:t>
       </w:r>
       <w:bookmarkStart w:id="0" w:name="_GoBack"/>
       <w:bookmarkEnd w:id="0"/>
-      <w:r>
-        <w:rPr>
-          <w:rFonts w:hint="eastAsia"/>
-          <w:color w:val="FF0000"/>
-          <w:lang w:val="en-US" w:eastAsia="zh-CN"/>
-        </w:rPr>
-        <w:t>安装了最新版的Jenkins</w:t>
-      </w:r>
       <w:r>
         <w:rPr>
           <w:rFonts w:hint="eastAsia"/>
